--- a/SMT场景下的MES系统功能需求.docx
+++ b/SMT场景下的MES系统功能需求.docx
@@ -10580,7 +10580,13 @@
         </w:tc>
       </w:tr>
     </w:tbl>
-    <w:p/>
+    <w:p>
+      <w:pPr>
+        <w:rPr>
+          <w:rFonts w:hint="eastAsia"/>
+        </w:rPr>
+      </w:pPr>
+    </w:p>
     <w:p>
       <w:pPr>
         <w:rPr>
